--- a/在http.docx
+++ b/在http.docx
@@ -66,7 +66,61 @@
     <w:p>
       <w:pPr>
         <w:rPr>
-          <w:rFonts w:hint="eastAsia"/>
+          <w:rFonts w:hint="default"/>
+          <w:lang w:val="en-US" w:eastAsia="zh-CN"/>
+        </w:rPr>
+      </w:pPr>
+      <w:bookmarkStart w:id="0" w:name="_GoBack"/>
+      <w:r>
+        <w:rPr>
+          <w:rFonts w:hint="eastAsia"/>
+          <w:lang w:val="en-US" w:eastAsia="zh-CN"/>
+        </w:rPr>
+        <w:t>对齐策略结果字段：比赛ID:如：26024_100，</w:t>
+      </w:r>
+      <w:r>
+        <w:rPr>
+          <w:rFonts w:ascii="宋体" w:hAnsi="宋体" w:eastAsia="宋体" w:cs="宋体"/>
+          <w:kern w:val="0"/>
+          <w:sz w:val="24"/>
+          <w:szCs w:val="24"/>
+          <w:lang w:val="en-US" w:eastAsia="zh-CN" w:bidi="ar"/>
+        </w:rPr>
+        <w:t>ΔP</w:t>
+      </w:r>
+      <w:r>
+        <w:rPr>
+          <w:rFonts w:hint="eastAsia" w:ascii="宋体" w:hAnsi="宋体" w:eastAsia="宋体" w:cs="宋体"/>
+          <w:kern w:val="0"/>
+          <w:sz w:val="24"/>
+          <w:szCs w:val="24"/>
+          <w:lang w:val="en-US" w:eastAsia="zh-CN" w:bidi="ar"/>
+        </w:rPr>
+        <w:t>：如：+3，</w:t>
+      </w:r>
+      <w:r>
+        <w:rPr>
+          <w:rFonts w:ascii="宋体" w:hAnsi="宋体" w:eastAsia="宋体" w:cs="宋体"/>
+          <w:kern w:val="0"/>
+          <w:sz w:val="24"/>
+          <w:szCs w:val="24"/>
+          <w:lang w:val="en-US" w:eastAsia="zh-CN" w:bidi="ar"/>
+        </w:rPr>
+        <w:t>ΔWP</w:t>
+      </w:r>
+      <w:r>
+        <w:rPr>
+          <w:rFonts w:hint="eastAsia"/>
+          <w:lang w:val="en-US" w:eastAsia="zh-CN"/>
+        </w:rPr>
+        <w:t xml:space="preserve">如：0；P级：如：P1 </w:t>
+      </w:r>
+    </w:p>
+    <w:p>
+      <w:pPr>
+        <w:rPr>
+          <w:rFonts w:hint="eastAsia"/>
+          <w:lang w:val="en-US" w:eastAsia="zh-CN"/>
         </w:rPr>
       </w:pPr>
     </w:p>
@@ -80,15 +134,35 @@
       <w:r>
         <w:rPr>
           <w:rFonts w:hint="eastAsia"/>
-        </w:rPr>
-        <w:t>100球数据源获取的数据，保存数据库FootballMatch</w:t>
-      </w:r>
-      <w:r>
-        <w:rPr>
-          <w:rFonts w:hint="eastAsia"/>
-          <w:lang w:val="en-US" w:eastAsia="zh-CN"/>
-        </w:rPr>
-        <w:t>中增加</w:t>
+          <w:lang w:val="en-US" w:eastAsia="zh-CN"/>
+        </w:rPr>
+        <w:t>说明：从</w:t>
+      </w:r>
+      <w:r>
+        <w:rPr>
+          <w:rFonts w:hint="eastAsia"/>
+        </w:rPr>
+        <w:t>100球数据源获取的数据，保存数据库Football</w:t>
+      </w:r>
+      <w:r>
+        <w:rPr>
+          <w:rFonts w:hint="eastAsia"/>
+          <w:lang w:val="en-US" w:eastAsia="zh-CN"/>
+        </w:rPr>
+        <w:t>-</w:t>
+      </w:r>
+      <w:r>
+        <w:rPr>
+          <w:rFonts w:hint="eastAsia"/>
+        </w:rPr>
+        <w:t>Match</w:t>
+      </w:r>
+      <w:r>
+        <w:rPr>
+          <w:rFonts w:hint="eastAsia"/>
+          <w:lang w:val="en-US" w:eastAsia="zh-CN"/>
+        </w:rPr>
+        <w:t>s中,</w:t>
       </w:r>
       <w:r>
         <w:rPr>
@@ -108,7 +182,7 @@
           <w:rFonts w:hint="eastAsia"/>
           <w:lang w:val="en-US" w:eastAsia="zh-CN"/>
         </w:rPr>
-        <w:t>如：26024；增加</w:t>
+        <w:t>如：26024；lineid:如100；</w:t>
       </w:r>
       <w:r>
         <w:rPr>
@@ -127,7 +201,7 @@
         <w:rPr>
           <w:rFonts w:hint="eastAsia"/>
         </w:rPr>
-        <w:t>date_time_lineId 的格式</w:t>
+        <w:t>date_time_lineId 格式</w:t>
       </w:r>
       <w:r>
         <w:rPr>
@@ -141,9 +215,10 @@
           <w:rFonts w:hint="eastAsia"/>
           <w:lang w:val="en-US" w:eastAsia="zh-CN"/>
         </w:rPr>
-        <w:t>如：26024_001;</w:t>
-      </w:r>
-    </w:p>
+        <w:t>如：26024_100;</w:t>
+      </w:r>
+    </w:p>
+    <w:bookmarkEnd w:id="0"/>
     <w:p>
       <w:pPr>
         <w:rPr>
@@ -174,8 +249,6 @@
         </w:rPr>
         <w:t>最新一期指的是最新的date_time的比赛场次，不是指最新日期的比赛，最新期指的是最新date_time_int 字段比赛场次。</w:t>
       </w:r>
-      <w:bookmarkStart w:id="0" w:name="_GoBack"/>
-      <w:bookmarkEnd w:id="0"/>
     </w:p>
     <w:p>
       <w:pPr>
@@ -283,7 +356,7 @@
           <w:rFonts w:hint="eastAsia"/>
           <w:lang w:val="en-US" w:eastAsia="zh-CN"/>
         </w:rPr>
-        <w:t>解决测试工具和环境，对页面进行全面测试和修复；并把测试加入IC|CD</w:t>
+        <w:t>对页面进行全面测试和修复；并把测试加入IC|CD</w:t>
       </w:r>
     </w:p>
     <w:p>
@@ -486,48 +559,55 @@
     </w:p>
     <w:p>
       <w:pPr>
-        <w:numPr>
-          <w:ilvl w:val="0"/>
-          <w:numId w:val="1"/>
-        </w:numPr>
-        <w:rPr>
-          <w:rFonts w:hint="eastAsia"/>
-          <w:lang w:val="en-US" w:eastAsia="zh-CN"/>
-        </w:rPr>
-      </w:pPr>
-      <w:r>
-        <w:rPr>
-          <w:rFonts w:hint="eastAsia"/>
-        </w:rPr>
-        <w:t>完整</w:t>
-      </w:r>
-      <w:r>
-        <w:rPr>
-          <w:rFonts w:hint="eastAsia"/>
-          <w:lang w:val="en-US" w:eastAsia="zh-CN"/>
-        </w:rPr>
-        <w:t>页面单元</w:t>
-      </w:r>
-      <w:r>
-        <w:rPr>
-          <w:rFonts w:hint="eastAsia"/>
-        </w:rPr>
-        <w:t>用户场景</w:t>
-      </w:r>
-      <w:r>
-        <w:rPr>
-          <w:rFonts w:hint="eastAsia"/>
-          <w:lang w:val="en-US" w:eastAsia="zh-CN"/>
-        </w:rPr>
-        <w:t>端到端测试。</w:t>
-      </w:r>
-    </w:p>
-    <w:p>
-      <w:pPr>
-        <w:widowControl w:val="0"/>
         <w:numPr>
           <w:numId w:val="0"/>
         </w:numPr>
+        <w:rPr>
+          <w:rFonts w:hint="eastAsia"/>
+          <w:lang w:val="en-US" w:eastAsia="zh-CN"/>
+        </w:rPr>
+      </w:pPr>
+      <w:r>
+        <w:rPr>
+          <w:rFonts w:hint="eastAsia"/>
+          <w:lang w:val="en-US" w:eastAsia="zh-CN"/>
+        </w:rPr>
+        <w:t>7、</w:t>
+      </w:r>
+      <w:r>
+        <w:rPr>
+          <w:rFonts w:hint="eastAsia"/>
+        </w:rPr>
+        <w:t>完整</w:t>
+      </w:r>
+      <w:r>
+        <w:rPr>
+          <w:rFonts w:hint="eastAsia"/>
+          <w:lang w:val="en-US" w:eastAsia="zh-CN"/>
+        </w:rPr>
+        <w:t>页面单元</w:t>
+      </w:r>
+      <w:r>
+        <w:rPr>
+          <w:rFonts w:hint="eastAsia"/>
+        </w:rPr>
+        <w:t>用户场景</w:t>
+      </w:r>
+      <w:r>
+        <w:rPr>
+          <w:rFonts w:hint="eastAsia"/>
+          <w:lang w:val="en-US" w:eastAsia="zh-CN"/>
+        </w:rPr>
+        <w:t>端到端测试。</w:t>
+      </w:r>
+    </w:p>
+    <w:p>
+      <w:pPr>
+        <w:widowControl w:val="0"/>
+        <w:numPr>
+          <w:ilvl w:val="0"/>
+          <w:numId w:val="0"/>
+        </w:numPr>
         <w:jc w:val="both"/>
         <w:rPr>
           <w:rFonts w:hint="default"/>
@@ -547,6 +627,378 @@
         </w:rPr>
         <w:t>这个问题是不是标签闭合的问题，全面检查http://localhost:3000/admin/beidan-filter标签及其它页面元素的完整性。</w:t>
       </w:r>
+    </w:p>
+    <w:p>
+      <w:pPr>
+        <w:rPr>
+          <w:rFonts w:hint="eastAsia"/>
+        </w:rPr>
+      </w:pPr>
+    </w:p>
+    <w:p>
+      <w:pPr>
+        <w:rPr>
+          <w:rFonts w:hint="eastAsia"/>
+        </w:rPr>
+      </w:pPr>
+    </w:p>
+    <w:p>
+      <w:pPr>
+        <w:keepNext w:val="0"/>
+        <w:keepLines w:val="0"/>
+        <w:widowControl/>
+        <w:suppressLineNumbers w:val="0"/>
+        <w:jc w:val="left"/>
+        <w:rPr>
+          <w:rFonts w:hint="eastAsia" w:ascii="宋体" w:hAnsi="宋体" w:eastAsia="宋体" w:cs="宋体"/>
+          <w:kern w:val="0"/>
+          <w:sz w:val="24"/>
+          <w:szCs w:val="24"/>
+          <w:lang w:val="en-US" w:eastAsia="zh-CN" w:bidi="ar"/>
+        </w:rPr>
+      </w:pPr>
+      <w:r>
+        <w:rPr>
+          <w:rFonts w:hint="eastAsia" w:ascii="宋体" w:hAnsi="宋体" w:eastAsia="宋体" w:cs="宋体"/>
+          <w:kern w:val="0"/>
+          <w:sz w:val="24"/>
+          <w:szCs w:val="24"/>
+          <w:lang w:val="en-US" w:eastAsia="zh-CN" w:bidi="ar"/>
+        </w:rPr>
+        <w:t>以下是三个示例的选择参照，</w:t>
+      </w:r>
+    </w:p>
+    <w:p>
+      <w:pPr>
+        <w:keepNext w:val="0"/>
+        <w:keepLines w:val="0"/>
+        <w:widowControl/>
+        <w:suppressLineNumbers w:val="0"/>
+        <w:jc w:val="left"/>
+      </w:pPr>
+      <w:r>
+        <w:rPr>
+          <w:rFonts w:ascii="宋体" w:hAnsi="宋体" w:eastAsia="宋体" w:cs="宋体"/>
+          <w:kern w:val="0"/>
+          <w:sz w:val="24"/>
+          <w:szCs w:val="24"/>
+          <w:lang w:val="en-US" w:eastAsia="zh-CN" w:bidi="ar"/>
+        </w:rPr>
+        <w:t>实力ΔP</w:t>
+      </w:r>
+    </w:p>
+    <w:p>
+      <w:pPr>
+        <w:keepNext w:val="0"/>
+        <w:keepLines w:val="0"/>
+        <w:widowControl/>
+        <w:suppressLineNumbers w:val="0"/>
+        <w:jc w:val="left"/>
+      </w:pPr>
+      <w:r>
+        <w:rPr>
+          <w:rFonts w:ascii="宋体" w:hAnsi="宋体" w:eastAsia="宋体" w:cs="宋体"/>
+          <w:kern w:val="0"/>
+          <w:sz w:val="24"/>
+          <w:szCs w:val="24"/>
+          <w:lang w:val="en-US" w:eastAsia="zh-CN" w:bidi="ar"/>
+        </w:rPr>
+        <w:t>赢盘ΔWP</w:t>
+      </w:r>
+    </w:p>
+    <w:p>
+      <w:pPr>
+        <w:keepNext w:val="0"/>
+        <w:keepLines w:val="0"/>
+        <w:widowControl/>
+        <w:suppressLineNumbers w:val="0"/>
+        <w:jc w:val="left"/>
+      </w:pPr>
+      <w:r>
+        <w:rPr>
+          <w:rFonts w:ascii="宋体" w:hAnsi="宋体" w:eastAsia="宋体" w:cs="宋体"/>
+          <w:kern w:val="0"/>
+          <w:sz w:val="24"/>
+          <w:szCs w:val="24"/>
+          <w:lang w:val="en-US" w:eastAsia="zh-CN" w:bidi="ar"/>
+        </w:rPr>
+        <w:t>稳定性</w:t>
+      </w:r>
+    </w:p>
+    <w:p>
+      <w:pPr>
+        <w:keepNext w:val="0"/>
+        <w:keepLines w:val="0"/>
+        <w:widowControl/>
+        <w:suppressLineNumbers w:val="0"/>
+        <w:jc w:val="left"/>
+      </w:pPr>
+      <w:r>
+        <w:rPr>
+          <w:rStyle w:val="5"/>
+          <w:rFonts w:ascii="宋体" w:hAnsi="宋体" w:eastAsia="宋体" w:cs="宋体"/>
+          <w:kern w:val="0"/>
+          <w:sz w:val="24"/>
+          <w:szCs w:val="24"/>
+          <w:lang w:val="en-US" w:eastAsia="zh-CN" w:bidi="ar"/>
+        </w:rPr>
+        <w:t>强势正路</w:t>
+      </w:r>
+      <w:r>
+        <w:rPr>
+          <w:rFonts w:ascii="宋体" w:hAnsi="宋体" w:eastAsia="宋体" w:cs="宋体"/>
+          <w:kern w:val="0"/>
+          <w:sz w:val="24"/>
+          <w:szCs w:val="24"/>
+          <w:lang w:val="en-US" w:eastAsia="zh-CN" w:bidi="ar"/>
+        </w:rPr>
+        <w:t>​</w:t>
+      </w:r>
+    </w:p>
+    <w:p>
+      <w:pPr>
+        <w:keepNext w:val="0"/>
+        <w:keepLines w:val="0"/>
+        <w:widowControl/>
+        <w:suppressLineNumbers w:val="0"/>
+        <w:jc w:val="left"/>
+      </w:pPr>
+      <w:r>
+        <w:rPr>
+          <w:rFonts w:ascii="宋体" w:hAnsi="宋体" w:eastAsia="宋体" w:cs="宋体"/>
+          <w:kern w:val="0"/>
+          <w:sz w:val="24"/>
+          <w:szCs w:val="24"/>
+          <w:lang w:val="en-US" w:eastAsia="zh-CN" w:bidi="ar"/>
+        </w:rPr>
+        <w:t>[+2, +3]</w:t>
+      </w:r>
+    </w:p>
+    <w:p>
+      <w:pPr>
+        <w:keepNext w:val="0"/>
+        <w:keepLines w:val="0"/>
+        <w:widowControl/>
+        <w:suppressLineNumbers w:val="0"/>
+        <w:jc w:val="left"/>
+      </w:pPr>
+      <w:r>
+        <w:rPr>
+          <w:rFonts w:ascii="宋体" w:hAnsi="宋体" w:eastAsia="宋体" w:cs="宋体"/>
+          <w:kern w:val="0"/>
+          <w:sz w:val="24"/>
+          <w:szCs w:val="24"/>
+          <w:lang w:val="en-US" w:eastAsia="zh-CN" w:bidi="ar"/>
+        </w:rPr>
+        <w:t>[+3, +4]</w:t>
+      </w:r>
+    </w:p>
+    <w:p>
+      <w:pPr>
+        <w:keepNext w:val="0"/>
+        <w:keepLines w:val="0"/>
+        <w:widowControl/>
+        <w:suppressLineNumbers w:val="0"/>
+        <w:jc w:val="left"/>
+      </w:pPr>
+      <w:r>
+        <w:rPr>
+          <w:rFonts w:ascii="宋体" w:hAnsi="宋体" w:eastAsia="宋体" w:cs="宋体"/>
+          <w:kern w:val="0"/>
+          <w:sz w:val="24"/>
+          <w:szCs w:val="24"/>
+          <w:lang w:val="en-US" w:eastAsia="zh-CN" w:bidi="ar"/>
+        </w:rPr>
+        <w:t>[S, A, B]</w:t>
+      </w:r>
+    </w:p>
+    <w:p>
+      <w:pPr>
+        <w:keepNext w:val="0"/>
+        <w:keepLines w:val="0"/>
+        <w:widowControl/>
+        <w:suppressLineNumbers w:val="0"/>
+        <w:jc w:val="left"/>
+      </w:pPr>
+      <w:r>
+        <w:rPr>
+          <w:rStyle w:val="5"/>
+          <w:rFonts w:ascii="宋体" w:hAnsi="宋体" w:eastAsia="宋体" w:cs="宋体"/>
+          <w:kern w:val="0"/>
+          <w:sz w:val="24"/>
+          <w:szCs w:val="24"/>
+          <w:lang w:val="en-US" w:eastAsia="zh-CN" w:bidi="ar"/>
+        </w:rPr>
+        <w:t>冷门潜质</w:t>
+      </w:r>
+      <w:r>
+        <w:rPr>
+          <w:rFonts w:ascii="宋体" w:hAnsi="宋体" w:eastAsia="宋体" w:cs="宋体"/>
+          <w:kern w:val="0"/>
+          <w:sz w:val="24"/>
+          <w:szCs w:val="24"/>
+          <w:lang w:val="en-US" w:eastAsia="zh-CN" w:bidi="ar"/>
+        </w:rPr>
+        <w:t>​</w:t>
+      </w:r>
+    </w:p>
+    <w:p>
+      <w:pPr>
+        <w:keepNext w:val="0"/>
+        <w:keepLines w:val="0"/>
+        <w:widowControl/>
+        <w:suppressLineNumbers w:val="0"/>
+        <w:jc w:val="left"/>
+      </w:pPr>
+      <w:r>
+        <w:rPr>
+          <w:rFonts w:ascii="宋体" w:hAnsi="宋体" w:eastAsia="宋体" w:cs="宋体"/>
+          <w:kern w:val="0"/>
+          <w:sz w:val="24"/>
+          <w:szCs w:val="24"/>
+          <w:lang w:val="en-US" w:eastAsia="zh-CN" w:bidi="ar"/>
+        </w:rPr>
+        <w:t>[-1, 0]</w:t>
+      </w:r>
+    </w:p>
+    <w:p>
+      <w:pPr>
+        <w:keepNext w:val="0"/>
+        <w:keepLines w:val="0"/>
+        <w:widowControl/>
+        <w:suppressLineNumbers w:val="0"/>
+        <w:jc w:val="left"/>
+      </w:pPr>
+      <w:r>
+        <w:rPr>
+          <w:rFonts w:ascii="宋体" w:hAnsi="宋体" w:eastAsia="宋体" w:cs="宋体"/>
+          <w:kern w:val="0"/>
+          <w:sz w:val="24"/>
+          <w:szCs w:val="24"/>
+          <w:lang w:val="en-US" w:eastAsia="zh-CN" w:bidi="ar"/>
+        </w:rPr>
+        <w:t>[-3, -4]</w:t>
+      </w:r>
+    </w:p>
+    <w:p>
+      <w:pPr>
+        <w:keepNext w:val="0"/>
+        <w:keepLines w:val="0"/>
+        <w:widowControl/>
+        <w:suppressLineNumbers w:val="0"/>
+        <w:jc w:val="left"/>
+      </w:pPr>
+      <w:r>
+        <w:rPr>
+          <w:rFonts w:ascii="宋体" w:hAnsi="宋体" w:eastAsia="宋体" w:cs="宋体"/>
+          <w:kern w:val="0"/>
+          <w:sz w:val="24"/>
+          <w:szCs w:val="24"/>
+          <w:lang w:val="en-US" w:eastAsia="zh-CN" w:bidi="ar"/>
+        </w:rPr>
+        <w:t>[D, E]</w:t>
+      </w:r>
+    </w:p>
+    <w:p>
+      <w:pPr>
+        <w:keepNext w:val="0"/>
+        <w:keepLines w:val="0"/>
+        <w:widowControl/>
+        <w:suppressLineNumbers w:val="0"/>
+        <w:jc w:val="left"/>
+      </w:pPr>
+      <w:r>
+        <w:rPr>
+          <w:rStyle w:val="5"/>
+          <w:rFonts w:ascii="宋体" w:hAnsi="宋体" w:eastAsia="宋体" w:cs="宋体"/>
+          <w:kern w:val="0"/>
+          <w:sz w:val="24"/>
+          <w:szCs w:val="24"/>
+          <w:lang w:val="en-US" w:eastAsia="zh-CN" w:bidi="ar"/>
+        </w:rPr>
+        <w:t>均衡博弈</w:t>
+      </w:r>
+      <w:r>
+        <w:rPr>
+          <w:rFonts w:ascii="宋体" w:hAnsi="宋体" w:eastAsia="宋体" w:cs="宋体"/>
+          <w:kern w:val="0"/>
+          <w:sz w:val="24"/>
+          <w:szCs w:val="24"/>
+          <w:lang w:val="en-US" w:eastAsia="zh-CN" w:bidi="ar"/>
+        </w:rPr>
+        <w:t>​</w:t>
+      </w:r>
+    </w:p>
+    <w:p>
+      <w:pPr>
+        <w:keepNext w:val="0"/>
+        <w:keepLines w:val="0"/>
+        <w:widowControl/>
+        <w:suppressLineNumbers w:val="0"/>
+        <w:jc w:val="left"/>
+      </w:pPr>
+      <w:r>
+        <w:rPr>
+          <w:rFonts w:ascii="宋体" w:hAnsi="宋体" w:eastAsia="宋体" w:cs="宋体"/>
+          <w:kern w:val="0"/>
+          <w:sz w:val="24"/>
+          <w:szCs w:val="24"/>
+          <w:lang w:val="en-US" w:eastAsia="zh-CN" w:bidi="ar"/>
+        </w:rPr>
+        <w:t>[0]</w:t>
+      </w:r>
+    </w:p>
+    <w:p>
+      <w:pPr>
+        <w:keepNext w:val="0"/>
+        <w:keepLines w:val="0"/>
+        <w:widowControl/>
+        <w:suppressLineNumbers w:val="0"/>
+        <w:jc w:val="left"/>
+      </w:pPr>
+      <w:r>
+        <w:rPr>
+          <w:rFonts w:ascii="宋体" w:hAnsi="宋体" w:eastAsia="宋体" w:cs="宋体"/>
+          <w:kern w:val="0"/>
+          <w:sz w:val="24"/>
+          <w:szCs w:val="24"/>
+          <w:lang w:val="en-US" w:eastAsia="zh-CN" w:bidi="ar"/>
+        </w:rPr>
+        <w:t>[0]</w:t>
+      </w:r>
+    </w:p>
+    <w:p>
+      <w:pPr>
+        <w:keepNext w:val="0"/>
+        <w:keepLines w:val="0"/>
+        <w:widowControl/>
+        <w:suppressLineNumbers w:val="0"/>
+        <w:jc w:val="left"/>
+      </w:pPr>
+      <w:r>
+        <w:rPr>
+          <w:rFonts w:ascii="宋体" w:hAnsi="宋体" w:eastAsia="宋体" w:cs="宋体"/>
+          <w:kern w:val="0"/>
+          <w:sz w:val="24"/>
+          <w:szCs w:val="24"/>
+          <w:lang w:val="en-US" w:eastAsia="zh-CN" w:bidi="ar"/>
+        </w:rPr>
+        <w:t>[B, C]</w:t>
+      </w:r>
+    </w:p>
+    <w:p>
+      <w:pPr>
+        <w:rPr>
+          <w:rFonts w:hint="eastAsia"/>
+        </w:rPr>
+      </w:pPr>
+    </w:p>
+    <w:p>
+      <w:pPr>
+        <w:rPr>
+          <w:rFonts w:hint="eastAsia"/>
+        </w:rPr>
+      </w:pPr>
     </w:p>
     <w:sectPr>
       <w:pgSz w:w="11906" w:h="16838"/>
@@ -556,26 +1008,6 @@
     </w:sectPr>
   </w:body>
 </w:document>
-</file>
-
-<file path=word/numbering.xml><?xml version="1.0" encoding="utf-8"?>
-<w:numbering xmlns:wpc="http://schemas.microsoft.com/office/word/2010/wordprocessingCanvas" xmlns:mc="http://schemas.openxmlformats.org/markup-compatibility/2006" xmlns:o="urn:schemas-microsoft-com:office:office" xmlns:r="http://schemas.openxmlformats.org/officeDocument/2006/relationships" xmlns:m="http://schemas.openxmlformats.org/officeDocument/2006/math" xmlns:v="urn:schemas-microsoft-com:vml" xmlns:wp14="http://schemas.microsoft.com/office/word/2010/wordprocessingDrawing" xmlns:wp="http://schemas.openxmlformats.org/drawingml/2006/wordprocessingDrawing" xmlns:w10="urn:schemas-microsoft-com:office:word" xmlns:w="http://schemas.openxmlformats.org/wordprocessingml/2006/main" xmlns:w14="http://schemas.microsoft.com/office/word/2010/wordml" xmlns:wpg="http://schemas.microsoft.com/office/word/2010/wordprocessingGroup" xmlns:wpi="http://schemas.microsoft.com/office/word/2010/wordprocessingInk" xmlns:wne="http://schemas.microsoft.com/office/word/2006/wordml" xmlns:wps="http://schemas.microsoft.com/office/word/2010/wordprocessingShape" xmlns:wpsCustomData="http://www.wps.cn/officeDocument/2013/wpsCustomData" mc:Ignorable="w14 wp14">
-  <w:abstractNum w:abstractNumId="0">
-    <w:nsid w:val="3401C12E"/>
-    <w:multiLevelType w:val="singleLevel"/>
-    <w:tmpl w:val="3401C12E"/>
-    <w:lvl w:ilvl="0" w:tentative="0">
-      <w:start w:val="7"/>
-      <w:numFmt w:val="decimal"/>
-      <w:suff w:val="nothing"/>
-      <w:lvlText w:val="%1、"/>
-      <w:lvlJc w:val="left"/>
-    </w:lvl>
-  </w:abstractNum>
-  <w:num w:numId="1">
-    <w:abstractNumId w:val="0"/>
-  </w:num>
-</w:numbering>
 </file>
 
 <file path=word/styles.xml><?xml version="1.0" encoding="utf-8"?>
@@ -681,7 +1113,7 @@
     <w:lsdException w:unhideWhenUsed="0" w:uiPriority="0" w:semiHidden="0" w:name="Document Map"/>
     <w:lsdException w:unhideWhenUsed="0" w:uiPriority="0" w:semiHidden="0" w:name="Plain Text"/>
     <w:lsdException w:unhideWhenUsed="0" w:uiPriority="0" w:semiHidden="0" w:name="E-mail Signature"/>
-    <w:lsdException w:unhideWhenUsed="0" w:uiPriority="0" w:semiHidden="0" w:name="Normal (Web)"/>
+    <w:lsdException w:qFormat="1" w:unhideWhenUsed="0" w:uiPriority="0" w:semiHidden="0" w:name="Normal (Web)"/>
     <w:lsdException w:unhideWhenUsed="0" w:uiPriority="0" w:semiHidden="0" w:name="HTML Acronym"/>
     <w:lsdException w:unhideWhenUsed="0" w:uiPriority="0" w:semiHidden="0" w:name="HTML Address"/>
     <w:lsdException w:unhideWhenUsed="0" w:uiPriority="0" w:semiHidden="0" w:name="HTML Cite"/>
@@ -876,12 +1308,22 @@
   <w:style w:type="paragraph" w:styleId="2">
     <w:name w:val="Normal (Web)"/>
     <w:basedOn w:val="1"/>
+    <w:qFormat/>
     <w:uiPriority w:val="0"/>
     <w:rPr>
       <w:sz w:val="24"/>
     </w:rPr>
   </w:style>
   <w:style w:type="character" w:styleId="5">
+    <w:name w:val="Strong"/>
+    <w:basedOn w:val="4"/>
+    <w:qFormat/>
+    <w:uiPriority w:val="0"/>
+    <w:rPr>
+      <w:b/>
+    </w:rPr>
+  </w:style>
+  <w:style w:type="character" w:styleId="6">
     <w:name w:val="Hyperlink"/>
     <w:basedOn w:val="4"/>
     <w:uiPriority w:val="0"/>
